--- a/Работа с 7.docx
+++ b/Работа с 7.docx
@@ -369,8 +369,8 @@
         </w:rPr>
         <w:drawing>
           <wp:inline distT="0" distB="0" distL="0" distR="0" wp14:anchorId="50FA07EB" wp14:editId="04771F2E">
-            <wp:extent cx="3891932" cy="3236026"/>
-            <wp:effectExtent l="0" t="0" r="0" b="2540"/>
+            <wp:extent cx="5919849" cy="3235960"/>
+            <wp:effectExtent l="0" t="0" r="5080" b="2540"/>
             <wp:docPr id="1" name="Рисунок 1"/>
             <wp:cNvGraphicFramePr/>
             <a:graphic xmlns:a="http://schemas.openxmlformats.org/drawingml/2006/main">
@@ -381,7 +381,7 @@
                     <pic:cNvPicPr/>
                   </pic:nvPicPr>
                   <pic:blipFill>
-                    <a:blip r:embed="rId4"/>
+                    <a:blip r:embed="rId5"/>
                     <a:stretch>
                       <a:fillRect/>
                     </a:stretch>
@@ -389,7 +389,7 @@
                   <pic:spPr>
                     <a:xfrm>
                       <a:off x="0" y="0"/>
-                      <a:ext cx="3897289" cy="3240480"/>
+                      <a:ext cx="5940657" cy="3247334"/>
                     </a:xfrm>
                     <a:prstGeom prst="rect">
                       <a:avLst/>
@@ -402,6 +402,282 @@
         </w:drawing>
       </w:r>
     </w:p>
+    <w:tbl>
+      <w:tblPr>
+        <w:tblStyle w:val="a3"/>
+        <w:tblW w:w="0" w:type="auto"/>
+        <w:tblLook w:val="04A0" w:firstRow="1" w:lastRow="0" w:firstColumn="1" w:lastColumn="0" w:noHBand="0" w:noVBand="1"/>
+      </w:tblPr>
+      <w:tblGrid>
+        <w:gridCol w:w="781"/>
+        <w:gridCol w:w="784"/>
+        <w:gridCol w:w="784"/>
+        <w:gridCol w:w="784"/>
+        <w:gridCol w:w="783"/>
+        <w:gridCol w:w="783"/>
+        <w:gridCol w:w="783"/>
+        <w:gridCol w:w="783"/>
+        <w:gridCol w:w="783"/>
+        <w:gridCol w:w="783"/>
+        <w:gridCol w:w="757"/>
+        <w:gridCol w:w="757"/>
+      </w:tblGrid>
+      <w:tr>
+        <w:tc>
+          <w:tcPr>
+            <w:tcW w:w="781" w:type="dxa"/>
+          </w:tcPr>
+          <w:p>
+            <w:pPr>
+              <w:rPr>
+                <w:lang w:val="en-US"/>
+              </w:rPr>
+            </w:pPr>
+            <w:r>
+              <w:rPr>
+                <w:lang w:val="en-US"/>
+              </w:rPr>
+              <w:t>F</w:t>
+            </w:r>
+          </w:p>
+        </w:tc>
+        <w:tc>
+          <w:tcPr>
+            <w:tcW w:w="784" w:type="dxa"/>
+          </w:tcPr>
+          <w:p>
+            <w:pPr>
+              <w:rPr>
+                <w:lang w:val="en-US"/>
+              </w:rPr>
+            </w:pPr>
+            <w:r>
+              <w:rPr>
+                <w:lang w:val="en-US"/>
+              </w:rPr>
+              <w:t>1</w:t>
+            </w:r>
+          </w:p>
+        </w:tc>
+        <w:tc>
+          <w:tcPr>
+            <w:tcW w:w="784" w:type="dxa"/>
+          </w:tcPr>
+          <w:p>
+            <w:pPr>
+              <w:rPr>
+                <w:lang w:val="en-US"/>
+              </w:rPr>
+            </w:pPr>
+            <w:r>
+              <w:rPr>
+                <w:lang w:val="en-US"/>
+              </w:rPr>
+              <w:t>1</w:t>
+            </w:r>
+          </w:p>
+        </w:tc>
+        <w:tc>
+          <w:tcPr>
+            <w:tcW w:w="784" w:type="dxa"/>
+          </w:tcPr>
+          <w:p>
+            <w:pPr>
+              <w:rPr>
+                <w:lang w:val="en-US"/>
+              </w:rPr>
+            </w:pPr>
+            <w:r>
+              <w:rPr>
+                <w:lang w:val="en-US"/>
+              </w:rPr>
+              <w:t>1</w:t>
+            </w:r>
+          </w:p>
+        </w:tc>
+        <w:tc>
+          <w:tcPr>
+            <w:tcW w:w="783" w:type="dxa"/>
+          </w:tcPr>
+          <w:p>
+            <w:pPr>
+              <w:rPr>
+                <w:lang w:val="en-US"/>
+              </w:rPr>
+            </w:pPr>
+            <w:r>
+              <w:rPr>
+                <w:lang w:val="en-US"/>
+              </w:rPr>
+              <w:t>1</w:t>
+            </w:r>
+          </w:p>
+        </w:tc>
+        <w:tc>
+          <w:tcPr>
+            <w:tcW w:w="783" w:type="dxa"/>
+          </w:tcPr>
+          <w:p>
+            <w:r>
+              <w:rPr>
+                <w:lang w:val="en-US"/>
+              </w:rPr>
+              <w:t>1</w:t>
+            </w:r>
+            <w:r>
+              <w:t>а</w:t>
+            </w:r>
+          </w:p>
+        </w:tc>
+        <w:tc>
+          <w:tcPr>
+            <w:tcW w:w="783" w:type="dxa"/>
+          </w:tcPr>
+          <w:p>
+            <w:pPr>
+              <w:rPr>
+                <w:lang w:val="en-US"/>
+              </w:rPr>
+            </w:pPr>
+            <w:r>
+              <w:rPr>
+                <w:lang w:val="en-US"/>
+              </w:rPr>
+              <w:t>0</w:t>
+            </w:r>
+            <w:r>
+              <w:rPr>
+                <w:lang w:val="en-US"/>
+              </w:rPr>
+              <w:t>b</w:t>
+            </w:r>
+          </w:p>
+        </w:tc>
+        <w:tc>
+          <w:tcPr>
+            <w:tcW w:w="783" w:type="dxa"/>
+          </w:tcPr>
+          <w:p>
+            <w:pPr>
+              <w:rPr>
+                <w:lang w:val="en-US"/>
+              </w:rPr>
+            </w:pPr>
+            <w:r>
+              <w:rPr>
+                <w:lang w:val="en-US"/>
+              </w:rPr>
+              <w:t>0</w:t>
+            </w:r>
+            <w:r>
+              <w:rPr>
+                <w:lang w:val="en-US"/>
+              </w:rPr>
+              <w:t>c</w:t>
+            </w:r>
+          </w:p>
+        </w:tc>
+        <w:tc>
+          <w:tcPr>
+            <w:tcW w:w="783" w:type="dxa"/>
+          </w:tcPr>
+          <w:p>
+            <w:pPr>
+              <w:rPr>
+                <w:lang w:val="en-US"/>
+              </w:rPr>
+            </w:pPr>
+            <w:r>
+              <w:rPr>
+                <w:lang w:val="en-US"/>
+              </w:rPr>
+              <w:t>0</w:t>
+            </w:r>
+            <w:r>
+              <w:rPr>
+                <w:lang w:val="en-US"/>
+              </w:rPr>
+              <w:t>d</w:t>
+            </w:r>
+          </w:p>
+        </w:tc>
+        <w:tc>
+          <w:tcPr>
+            <w:tcW w:w="783" w:type="dxa"/>
+          </w:tcPr>
+          <w:p>
+            <w:pPr>
+              <w:rPr>
+                <w:lang w:val="en-US"/>
+              </w:rPr>
+            </w:pPr>
+            <w:bookmarkStart w:id="0" w:name="_GoBack"/>
+            <w:r>
+              <w:rPr>
+                <w:lang w:val="en-US"/>
+              </w:rPr>
+              <w:t>1</w:t>
+            </w:r>
+            <w:r>
+              <w:rPr>
+                <w:lang w:val="en-US"/>
+              </w:rPr>
+              <w:t>e</w:t>
+            </w:r>
+            <w:bookmarkEnd w:id="0"/>
+          </w:p>
+        </w:tc>
+        <w:tc>
+          <w:tcPr>
+            <w:tcW w:w="757" w:type="dxa"/>
+          </w:tcPr>
+          <w:p>
+            <w:pPr>
+              <w:rPr>
+                <w:lang w:val="en-US"/>
+              </w:rPr>
+            </w:pPr>
+            <w:r>
+              <w:rPr>
+                <w:lang w:val="en-US"/>
+              </w:rPr>
+              <w:t>1</w:t>
+            </w:r>
+            <w:r>
+              <w:rPr>
+                <w:lang w:val="en-US"/>
+              </w:rPr>
+              <w:t>f</w:t>
+            </w:r>
+          </w:p>
+        </w:tc>
+        <w:tc>
+          <w:tcPr>
+            <w:tcW w:w="757" w:type="dxa"/>
+          </w:tcPr>
+          <w:p>
+            <w:pPr>
+              <w:rPr>
+                <w:lang w:val="en-US"/>
+              </w:rPr>
+            </w:pPr>
+            <w:r>
+              <w:rPr>
+                <w:lang w:val="en-US"/>
+              </w:rPr>
+              <w:t>1</w:t>
+            </w:r>
+            <w:r>
+              <w:rPr>
+                <w:lang w:val="en-US"/>
+              </w:rPr>
+              <w:t>g</w:t>
+            </w:r>
+          </w:p>
+        </w:tc>
+      </w:tr>
+    </w:tbl>
+    <w:p/>
     <w:p>
       <w:r>
         <w:t xml:space="preserve">Для </w:t>
@@ -413,103 +689,6 @@
       <w:proofErr w:type="gramEnd"/>
       <w:r>
         <w:t xml:space="preserve"> а: </w:t>
-      </w:r>
-    </w:p>
-    <w:p>
-      <w:r>
-        <w:rPr>
-          <w:lang w:val="en-US"/>
-        </w:rPr>
-        <w:t>A</w:t>
-      </w:r>
-      <w:r>
-        <w:t xml:space="preserve"> = ((</w:t>
-      </w:r>
-      <w:r>
-        <w:rPr>
-          <w:lang w:val="en-US"/>
-        </w:rPr>
-        <w:t>X</w:t>
-      </w:r>
-      <w:r>
-        <w:t>4+</w:t>
-      </w:r>
-      <w:r>
-        <w:rPr>
-          <w:lang w:val="en-US"/>
-        </w:rPr>
-        <w:t>X</w:t>
-      </w:r>
-      <w:r>
-        <w:t>3+</w:t>
-      </w:r>
-      <w:r>
-        <w:rPr>
-          <w:lang w:val="en-US"/>
-        </w:rPr>
-        <w:t>X</w:t>
-      </w:r>
-      <w:r>
-        <w:t>2+</w:t>
-      </w:r>
-      <w:r>
-        <w:rPr>
-          <w:lang w:val="en-US"/>
-        </w:rPr>
-        <w:t>X</w:t>
-      </w:r>
-      <w:r>
-        <w:t>1’) * (</w:t>
-      </w:r>
-      <w:r>
-        <w:rPr>
-          <w:lang w:val="en-US"/>
-        </w:rPr>
-        <w:t>X</w:t>
-      </w:r>
-      <w:r>
-        <w:t>4+</w:t>
-      </w:r>
-      <w:r>
-        <w:rPr>
-          <w:lang w:val="en-US"/>
-        </w:rPr>
-        <w:t>X</w:t>
-      </w:r>
-      <w:r>
-        <w:t>3’+</w:t>
-      </w:r>
-      <w:r>
-        <w:rPr>
-          <w:lang w:val="en-US"/>
-        </w:rPr>
-        <w:t>X</w:t>
-      </w:r>
-      <w:r>
-        <w:t>2+</w:t>
-      </w:r>
-      <w:r>
-        <w:rPr>
-          <w:lang w:val="en-US"/>
-        </w:rPr>
-        <w:t>X</w:t>
-      </w:r>
-      <w:r>
-        <w:t>1))’</w:t>
-      </w:r>
-    </w:p>
-    <w:p>
-      <w:r>
-        <w:t xml:space="preserve">Для функции </w:t>
-      </w:r>
-      <w:r>
-        <w:rPr>
-          <w:lang w:val="en-US"/>
-        </w:rPr>
-        <w:t>b</w:t>
-      </w:r>
-      <w:r>
-        <w:t>:</w:t>
       </w:r>
     </w:p>
     <w:p>
@@ -522,25 +701,13 @@
         <w:rPr>
           <w:lang w:val="en-US"/>
         </w:rPr>
-        <w:t>B</w:t>
-      </w:r>
-      <w:r>
-        <w:rPr>
-          <w:lang w:val="en-US"/>
-        </w:rPr>
-        <w:t xml:space="preserve"> = </w:t>
-      </w:r>
-      <w:r>
-        <w:rPr>
-          <w:lang w:val="en-US"/>
-        </w:rPr>
-        <w:t>(</w:t>
-      </w:r>
-      <w:r>
-        <w:rPr>
-          <w:lang w:val="en-US"/>
-        </w:rPr>
-        <w:t>(</w:t>
+        <w:t>A</w:t>
+      </w:r>
+      <w:r>
+        <w:rPr>
+          <w:lang w:val="en-US"/>
+        </w:rPr>
+        <w:t xml:space="preserve"> = ((</w:t>
       </w:r>
       <w:r>
         <w:rPr>
@@ -564,6 +731,54 @@
         <w:rPr>
           <w:lang w:val="en-US"/>
         </w:rPr>
+        <w:t>3+</w:t>
+      </w:r>
+      <w:r>
+        <w:rPr>
+          <w:lang w:val="en-US"/>
+        </w:rPr>
+        <w:t>X</w:t>
+      </w:r>
+      <w:r>
+        <w:rPr>
+          <w:lang w:val="en-US"/>
+        </w:rPr>
+        <w:t>2+</w:t>
+      </w:r>
+      <w:r>
+        <w:rPr>
+          <w:lang w:val="en-US"/>
+        </w:rPr>
+        <w:t>X</w:t>
+      </w:r>
+      <w:r>
+        <w:rPr>
+          <w:lang w:val="en-US"/>
+        </w:rPr>
+        <w:t>1’) * (</w:t>
+      </w:r>
+      <w:r>
+        <w:rPr>
+          <w:lang w:val="en-US"/>
+        </w:rPr>
+        <w:t>X</w:t>
+      </w:r>
+      <w:r>
+        <w:rPr>
+          <w:lang w:val="en-US"/>
+        </w:rPr>
+        <w:t>4+</w:t>
+      </w:r>
+      <w:r>
+        <w:rPr>
+          <w:lang w:val="en-US"/>
+        </w:rPr>
+        <w:t>X</w:t>
+      </w:r>
+      <w:r>
+        <w:rPr>
+          <w:lang w:val="en-US"/>
+        </w:rPr>
         <w:t>3’+</w:t>
       </w:r>
       <w:r>
@@ -588,269 +803,21 @@
         <w:rPr>
           <w:lang w:val="en-US"/>
         </w:rPr>
-        <w:t>1’) * (</w:t>
-      </w:r>
-      <w:r>
-        <w:rPr>
-          <w:lang w:val="en-US"/>
-        </w:rPr>
-        <w:t>X</w:t>
-      </w:r>
-      <w:r>
-        <w:rPr>
-          <w:lang w:val="en-US"/>
-        </w:rPr>
-        <w:t>4+</w:t>
-      </w:r>
-      <w:r>
-        <w:rPr>
-          <w:lang w:val="en-US"/>
-        </w:rPr>
-        <w:t>X</w:t>
-      </w:r>
-      <w:r>
-        <w:rPr>
-          <w:lang w:val="en-US"/>
-        </w:rPr>
-        <w:t>3’+</w:t>
-      </w:r>
-      <w:r>
-        <w:rPr>
-          <w:lang w:val="en-US"/>
-        </w:rPr>
-        <w:t>X</w:t>
-      </w:r>
-      <w:r>
-        <w:rPr>
-          <w:lang w:val="en-US"/>
-        </w:rPr>
-        <w:t>2’+</w:t>
-      </w:r>
-      <w:r>
-        <w:rPr>
-          <w:lang w:val="en-US"/>
-        </w:rPr>
-        <w:t>X</w:t>
-      </w:r>
-      <w:r>
-        <w:rPr>
-          <w:lang w:val="en-US"/>
-        </w:rPr>
-        <w:t>1)</w:t>
-      </w:r>
-      <w:r>
-        <w:rPr>
-          <w:lang w:val="en-US"/>
-        </w:rPr>
-        <w:t>)’</w:t>
+        <w:t>1))’</w:t>
       </w:r>
     </w:p>
     <w:p>
       <w:r>
-        <w:t>Для функции c</w:t>
+        <w:t xml:space="preserve">Для функции </w:t>
+      </w:r>
+      <w:r>
+        <w:rPr>
+          <w:lang w:val="en-US"/>
+        </w:rPr>
+        <w:t>b</w:t>
       </w:r>
       <w:r>
         <w:t>:</w:t>
-      </w:r>
-    </w:p>
-    <w:p>
-      <w:r>
-        <w:rPr>
-          <w:lang w:val="en-US"/>
-        </w:rPr>
-        <w:t>C</w:t>
-      </w:r>
-      <w:r>
-        <w:t xml:space="preserve"> = </w:t>
-      </w:r>
-      <w:r>
-        <w:t>(</w:t>
-      </w:r>
-      <w:r>
-        <w:rPr>
-          <w:lang w:val="en-US"/>
-        </w:rPr>
-        <w:t>X</w:t>
-      </w:r>
-      <w:r>
-        <w:t>4+</w:t>
-      </w:r>
-      <w:r>
-        <w:rPr>
-          <w:lang w:val="en-US"/>
-        </w:rPr>
-        <w:t>X</w:t>
-      </w:r>
-      <w:r>
-        <w:t>3+</w:t>
-      </w:r>
-      <w:r>
-        <w:rPr>
-          <w:lang w:val="en-US"/>
-        </w:rPr>
-        <w:t>X</w:t>
-      </w:r>
-      <w:r>
-        <w:t>2’+</w:t>
-      </w:r>
-      <w:r>
-        <w:rPr>
-          <w:lang w:val="en-US"/>
-        </w:rPr>
-        <w:t>X</w:t>
-      </w:r>
-      <w:r>
-        <w:t>1</w:t>
-      </w:r>
-      <w:r>
-        <w:t>)’</w:t>
-      </w:r>
-    </w:p>
-    <w:p>
-      <w:r>
-        <w:t>Для функции d</w:t>
-      </w:r>
-      <w:r>
-        <w:t>:</w:t>
-      </w:r>
-    </w:p>
-    <w:p>
-      <w:r>
-        <w:rPr>
-          <w:lang w:val="en-US"/>
-        </w:rPr>
-        <w:t>D</w:t>
-      </w:r>
-      <w:r>
-        <w:t xml:space="preserve"> = </w:t>
-      </w:r>
-      <w:r>
-        <w:t>(</w:t>
-      </w:r>
-      <w:r>
-        <w:t>(</w:t>
-      </w:r>
-      <w:r>
-        <w:rPr>
-          <w:lang w:val="en-US"/>
-        </w:rPr>
-        <w:t>X</w:t>
-      </w:r>
-      <w:r>
-        <w:t>4+</w:t>
-      </w:r>
-      <w:r>
-        <w:rPr>
-          <w:lang w:val="en-US"/>
-        </w:rPr>
-        <w:t>X</w:t>
-      </w:r>
-      <w:r>
-        <w:t>3+</w:t>
-      </w:r>
-      <w:r>
-        <w:rPr>
-          <w:lang w:val="en-US"/>
-        </w:rPr>
-        <w:t>X</w:t>
-      </w:r>
-      <w:r>
-        <w:t>2+</w:t>
-      </w:r>
-      <w:r>
-        <w:rPr>
-          <w:lang w:val="en-US"/>
-        </w:rPr>
-        <w:t>X</w:t>
-      </w:r>
-      <w:r>
-        <w:t>1’) * (</w:t>
-      </w:r>
-      <w:r>
-        <w:rPr>
-          <w:lang w:val="en-US"/>
-        </w:rPr>
-        <w:t>X</w:t>
-      </w:r>
-      <w:r>
-        <w:t>4+</w:t>
-      </w:r>
-      <w:r>
-        <w:rPr>
-          <w:lang w:val="en-US"/>
-        </w:rPr>
-        <w:t>X</w:t>
-      </w:r>
-      <w:r>
-        <w:t>3’+</w:t>
-      </w:r>
-      <w:r>
-        <w:rPr>
-          <w:lang w:val="en-US"/>
-        </w:rPr>
-        <w:t>X</w:t>
-      </w:r>
-      <w:r>
-        <w:t>2+</w:t>
-      </w:r>
-      <w:r>
-        <w:rPr>
-          <w:lang w:val="en-US"/>
-        </w:rPr>
-        <w:t>X</w:t>
-      </w:r>
-      <w:r>
-        <w:t>1) * (</w:t>
-      </w:r>
-      <w:r>
-        <w:rPr>
-          <w:lang w:val="en-US"/>
-        </w:rPr>
-        <w:t>X</w:t>
-      </w:r>
-      <w:r>
-        <w:t>4+</w:t>
-      </w:r>
-      <w:r>
-        <w:rPr>
-          <w:lang w:val="en-US"/>
-        </w:rPr>
-        <w:t>X</w:t>
-      </w:r>
-      <w:r>
-        <w:t>3’+</w:t>
-      </w:r>
-      <w:r>
-        <w:rPr>
-          <w:lang w:val="en-US"/>
-        </w:rPr>
-        <w:t>X</w:t>
-      </w:r>
-      <w:r>
-        <w:t>2’+</w:t>
-      </w:r>
-      <w:r>
-        <w:rPr>
-          <w:lang w:val="en-US"/>
-        </w:rPr>
-        <w:t>X</w:t>
-      </w:r>
-      <w:r>
-        <w:t>1</w:t>
-      </w:r>
-      <w:r>
-        <w:t>'</w:t>
-      </w:r>
-      <w:r>
-        <w:t>)</w:t>
-      </w:r>
-      <w:r>
-        <w:t>)’</w:t>
-      </w:r>
-    </w:p>
-    <w:p>
-      <w:r>
-        <w:t>Для функции e:</w:t>
       </w:r>
     </w:p>
     <w:p>
@@ -863,7 +830,7 @@
         <w:rPr>
           <w:lang w:val="en-US"/>
         </w:rPr>
-        <w:t>E</w:t>
+        <w:t>B</w:t>
       </w:r>
       <w:r>
         <w:rPr>
@@ -881,226 +848,151 @@
         <w:rPr>
           <w:lang w:val="en-US"/>
         </w:rPr>
-        <w:t>X</w:t>
-      </w:r>
-      <w:r>
-        <w:rPr>
-          <w:lang w:val="en-US"/>
-        </w:rPr>
-        <w:t>4*</w:t>
-      </w:r>
-      <w:r>
-        <w:rPr>
-          <w:lang w:val="en-US"/>
-        </w:rPr>
-        <w:t>X</w:t>
-      </w:r>
-      <w:r>
-        <w:rPr>
-          <w:lang w:val="en-US"/>
-        </w:rPr>
-        <w:t>3*</w:t>
-      </w:r>
-      <w:r>
-        <w:rPr>
-          <w:lang w:val="en-US"/>
-        </w:rPr>
-        <w:t>X</w:t>
-      </w:r>
-      <w:r>
-        <w:rPr>
-          <w:lang w:val="en-US"/>
-        </w:rPr>
-        <w:t>2*</w:t>
-      </w:r>
-      <w:r>
-        <w:rPr>
-          <w:lang w:val="en-US"/>
-        </w:rPr>
-        <w:t>X</w:t>
-      </w:r>
-      <w:r>
-        <w:rPr>
-          <w:lang w:val="en-US"/>
-        </w:rPr>
-        <w:t>1</w:t>
-      </w:r>
-      <w:r>
-        <w:rPr>
-          <w:lang w:val="en-US"/>
-        </w:rPr>
-        <w:t xml:space="preserve"> + </w:t>
-      </w:r>
-      <w:r>
-        <w:rPr>
-          <w:lang w:val="en-US"/>
-        </w:rPr>
-        <w:t>X</w:t>
-      </w:r>
-      <w:r>
-        <w:rPr>
-          <w:lang w:val="en-US"/>
-        </w:rPr>
-        <w:t>4*</w:t>
-      </w:r>
-      <w:r>
-        <w:rPr>
-          <w:lang w:val="en-US"/>
-        </w:rPr>
-        <w:t>X</w:t>
-      </w:r>
-      <w:r>
-        <w:rPr>
-          <w:lang w:val="en-US"/>
-        </w:rPr>
-        <w:t>3*</w:t>
-      </w:r>
-      <w:r>
-        <w:rPr>
-          <w:lang w:val="en-US"/>
-        </w:rPr>
-        <w:t>X</w:t>
-      </w:r>
-      <w:r>
-        <w:rPr>
-          <w:lang w:val="en-US"/>
-        </w:rPr>
-        <w:t>2’*</w:t>
-      </w:r>
-      <w:r>
-        <w:rPr>
-          <w:lang w:val="en-US"/>
-        </w:rPr>
-        <w:t>X</w:t>
-      </w:r>
-      <w:r>
-        <w:rPr>
-          <w:lang w:val="en-US"/>
-        </w:rPr>
-        <w:t>1</w:t>
-      </w:r>
-      <w:r>
-        <w:rPr>
-          <w:lang w:val="en-US"/>
-        </w:rPr>
-        <w:t xml:space="preserve"> + </w:t>
-      </w:r>
-      <w:r>
-        <w:rPr>
-          <w:lang w:val="en-US"/>
-        </w:rPr>
-        <w:t>X</w:t>
-      </w:r>
-      <w:r>
-        <w:rPr>
-          <w:lang w:val="en-US"/>
-        </w:rPr>
-        <w:t>4*</w:t>
-      </w:r>
-      <w:r>
-        <w:rPr>
-          <w:lang w:val="en-US"/>
-        </w:rPr>
-        <w:t>X</w:t>
-      </w:r>
-      <w:r>
-        <w:rPr>
-          <w:lang w:val="en-US"/>
-        </w:rPr>
-        <w:t>3’*</w:t>
-      </w:r>
-      <w:r>
-        <w:rPr>
-          <w:lang w:val="en-US"/>
-        </w:rPr>
-        <w:t>X</w:t>
-      </w:r>
-      <w:r>
-        <w:rPr>
-          <w:lang w:val="en-US"/>
-        </w:rPr>
-        <w:t>2’*</w:t>
-      </w:r>
-      <w:r>
-        <w:rPr>
-          <w:lang w:val="en-US"/>
-        </w:rPr>
-        <w:t>X</w:t>
-      </w:r>
-      <w:r>
-        <w:rPr>
-          <w:lang w:val="en-US"/>
-        </w:rPr>
-        <w:t>1</w:t>
-      </w:r>
-      <w:r>
-        <w:rPr>
-          <w:lang w:val="en-US"/>
-        </w:rPr>
-        <w:t xml:space="preserve"> + </w:t>
-      </w:r>
-      <w:r>
-        <w:rPr>
-          <w:lang w:val="en-US"/>
-        </w:rPr>
-        <w:t>X</w:t>
-      </w:r>
-      <w:r>
-        <w:rPr>
-          <w:lang w:val="en-US"/>
-        </w:rPr>
-        <w:t>4</w:t>
-      </w:r>
-      <w:r>
-        <w:rPr>
-          <w:lang w:val="en-US"/>
-        </w:rPr>
-        <w:t>’</w:t>
-      </w:r>
-      <w:r>
-        <w:rPr>
-          <w:lang w:val="en-US"/>
-        </w:rPr>
-        <w:t>*</w:t>
-      </w:r>
-      <w:r>
-        <w:rPr>
-          <w:lang w:val="en-US"/>
-        </w:rPr>
-        <w:t>X</w:t>
-      </w:r>
-      <w:r>
-        <w:rPr>
-          <w:lang w:val="en-US"/>
-        </w:rPr>
-        <w:t>3*</w:t>
-      </w:r>
-      <w:r>
-        <w:rPr>
-          <w:lang w:val="en-US"/>
-        </w:rPr>
-        <w:t>X</w:t>
-      </w:r>
-      <w:r>
-        <w:rPr>
-          <w:lang w:val="en-US"/>
-        </w:rPr>
-        <w:t>2*</w:t>
-      </w:r>
-      <w:r>
-        <w:rPr>
-          <w:lang w:val="en-US"/>
-        </w:rPr>
-        <w:t>X</w:t>
-      </w:r>
-      <w:r>
-        <w:rPr>
-          <w:lang w:val="en-US"/>
-        </w:rPr>
-        <w:t>1</w:t>
-      </w:r>
-      <w:r>
-        <w:rPr>
+        <w:t>(</w:t>
+      </w:r>
+      <w:r>
+        <w:rPr>
+          <w:lang w:val="en-US"/>
+        </w:rPr>
+        <w:t>X</w:t>
+      </w:r>
+      <w:r>
+        <w:rPr>
+          <w:lang w:val="en-US"/>
+        </w:rPr>
+        <w:t>4+</w:t>
+      </w:r>
+      <w:r>
+        <w:rPr>
+          <w:lang w:val="en-US"/>
+        </w:rPr>
+        <w:t>X</w:t>
+      </w:r>
+      <w:r>
+        <w:rPr>
+          <w:lang w:val="en-US"/>
+        </w:rPr>
+        <w:t>3’+</w:t>
+      </w:r>
+      <w:r>
+        <w:rPr>
+          <w:lang w:val="en-US"/>
+        </w:rPr>
+        <w:t>X</w:t>
+      </w:r>
+      <w:r>
+        <w:rPr>
+          <w:lang w:val="en-US"/>
+        </w:rPr>
+        <w:t>2+</w:t>
+      </w:r>
+      <w:r>
+        <w:rPr>
+          <w:lang w:val="en-US"/>
+        </w:rPr>
+        <w:t>X</w:t>
+      </w:r>
+      <w:r>
+        <w:rPr>
+          <w:lang w:val="en-US"/>
+        </w:rPr>
+        <w:t>1’) * (</w:t>
+      </w:r>
+      <w:r>
+        <w:rPr>
+          <w:lang w:val="en-US"/>
+        </w:rPr>
+        <w:t>X</w:t>
+      </w:r>
+      <w:r>
+        <w:rPr>
+          <w:lang w:val="en-US"/>
+        </w:rPr>
+        <w:t>4+</w:t>
+      </w:r>
+      <w:r>
+        <w:rPr>
+          <w:lang w:val="en-US"/>
+        </w:rPr>
+        <w:t>X</w:t>
+      </w:r>
+      <w:r>
+        <w:rPr>
+          <w:lang w:val="en-US"/>
+        </w:rPr>
+        <w:t>3’+</w:t>
+      </w:r>
+      <w:r>
+        <w:rPr>
+          <w:lang w:val="en-US"/>
+        </w:rPr>
+        <w:t>X</w:t>
+      </w:r>
+      <w:r>
+        <w:rPr>
+          <w:lang w:val="en-US"/>
+        </w:rPr>
+        <w:t>2’+</w:t>
+      </w:r>
+      <w:r>
+        <w:rPr>
+          <w:lang w:val="en-US"/>
+        </w:rPr>
+        <w:t>X</w:t>
+      </w:r>
+      <w:r>
+        <w:rPr>
+          <w:lang w:val="en-US"/>
+        </w:rPr>
+        <w:t>1)</w:t>
+      </w:r>
+      <w:r>
+        <w:rPr>
+          <w:lang w:val="en-US"/>
+        </w:rPr>
+        <w:t>* (</w:t>
+      </w:r>
+      <w:r>
+        <w:rPr>
+          <w:lang w:val="en-US"/>
+        </w:rPr>
+        <w:t>X</w:t>
+      </w:r>
+      <w:r>
+        <w:rPr>
+          <w:lang w:val="en-US"/>
+        </w:rPr>
+        <w:t>4’+</w:t>
+      </w:r>
+      <w:r>
+        <w:rPr>
+          <w:lang w:val="en-US"/>
+        </w:rPr>
+        <w:t>X</w:t>
+      </w:r>
+      <w:r>
+        <w:rPr>
+          <w:lang w:val="en-US"/>
+        </w:rPr>
+        <w:t>3’+</w:t>
+      </w:r>
+      <w:r>
+        <w:rPr>
+          <w:highlight w:val="yellow"/>
+          <w:lang w:val="en-US"/>
+        </w:rPr>
+        <w:t>X2’+X1’</w:t>
+      </w:r>
+      <w:r>
+        <w:rPr>
+          <w:highlight w:val="yellow"/>
+          <w:lang w:val="en-US"/>
+        </w:rPr>
+        <w:t>)</w:t>
+      </w:r>
+      <w:r>
+        <w:rPr>
+          <w:highlight w:val="yellow"/>
           <w:lang w:val="en-US"/>
         </w:rPr>
         <w:t>)’</w:t>
@@ -1108,10 +1000,317 @@
     </w:p>
     <w:p>
       <w:r>
-        <w:t>Для функции f</w:t>
-      </w:r>
-      <w:r>
-        <w:t>:</w:t>
+        <w:t>Для функции c:</w:t>
+      </w:r>
+    </w:p>
+    <w:p>
+      <w:r>
+        <w:rPr>
+          <w:lang w:val="en-US"/>
+        </w:rPr>
+        <w:t>C</w:t>
+      </w:r>
+      <w:r>
+        <w:t xml:space="preserve"> = </w:t>
+      </w:r>
+      <w:r>
+        <w:t>(</w:t>
+      </w:r>
+      <w:r>
+        <w:t>(</w:t>
+      </w:r>
+      <w:r>
+        <w:rPr>
+          <w:lang w:val="en-US"/>
+        </w:rPr>
+        <w:t>X</w:t>
+      </w:r>
+      <w:r>
+        <w:t>4+</w:t>
+      </w:r>
+      <w:r>
+        <w:rPr>
+          <w:lang w:val="en-US"/>
+        </w:rPr>
+        <w:t>X</w:t>
+      </w:r>
+      <w:r>
+        <w:t>3+</w:t>
+      </w:r>
+      <w:r>
+        <w:rPr>
+          <w:lang w:val="en-US"/>
+        </w:rPr>
+        <w:t>X</w:t>
+      </w:r>
+      <w:r>
+        <w:t>2’+</w:t>
+      </w:r>
+      <w:r>
+        <w:rPr>
+          <w:lang w:val="en-US"/>
+        </w:rPr>
+        <w:t>X</w:t>
+      </w:r>
+      <w:r>
+        <w:t>1</w:t>
+      </w:r>
+      <w:r>
+        <w:t>)*(</w:t>
+      </w:r>
+      <w:r>
+        <w:rPr>
+          <w:lang w:val="en-US"/>
+        </w:rPr>
+        <w:t>X</w:t>
+      </w:r>
+      <w:r>
+        <w:t>4’+</w:t>
+      </w:r>
+      <w:r>
+        <w:rPr>
+          <w:lang w:val="en-US"/>
+        </w:rPr>
+        <w:t>X</w:t>
+      </w:r>
+      <w:r>
+        <w:t>3’+</w:t>
+      </w:r>
+      <w:r>
+        <w:rPr>
+          <w:highlight w:val="yellow"/>
+          <w:lang w:val="en-US"/>
+        </w:rPr>
+        <w:t>X</w:t>
+      </w:r>
+      <w:r>
+        <w:rPr>
+          <w:highlight w:val="yellow"/>
+        </w:rPr>
+        <w:t>2’+</w:t>
+      </w:r>
+      <w:r>
+        <w:rPr>
+          <w:highlight w:val="yellow"/>
+          <w:lang w:val="en-US"/>
+        </w:rPr>
+        <w:t>X</w:t>
+      </w:r>
+      <w:r>
+        <w:rPr>
+          <w:highlight w:val="yellow"/>
+        </w:rPr>
+        <w:t>1’</w:t>
+      </w:r>
+      <w:r>
+        <w:t>)</w:t>
+      </w:r>
+      <w:r>
+        <w:t>)</w:t>
+      </w:r>
+      <w:r>
+        <w:t>’</w:t>
+      </w:r>
+    </w:p>
+    <w:p>
+      <w:r>
+        <w:t>Для функции d:</w:t>
+      </w:r>
+    </w:p>
+    <w:p>
+      <w:r>
+        <w:rPr>
+          <w:lang w:val="en-US"/>
+        </w:rPr>
+        <w:t>D</w:t>
+      </w:r>
+      <w:r>
+        <w:t xml:space="preserve"> = </w:t>
+      </w:r>
+      <w:r>
+        <w:t>(</w:t>
+      </w:r>
+      <w:r>
+        <w:t>(</w:t>
+      </w:r>
+      <w:r>
+        <w:rPr>
+          <w:lang w:val="en-US"/>
+        </w:rPr>
+        <w:t>X</w:t>
+      </w:r>
+      <w:r>
+        <w:t>4+</w:t>
+      </w:r>
+      <w:r>
+        <w:rPr>
+          <w:lang w:val="en-US"/>
+        </w:rPr>
+        <w:t>X</w:t>
+      </w:r>
+      <w:r>
+        <w:t>3+</w:t>
+      </w:r>
+      <w:r>
+        <w:rPr>
+          <w:lang w:val="en-US"/>
+        </w:rPr>
+        <w:t>X</w:t>
+      </w:r>
+      <w:r>
+        <w:t>2+</w:t>
+      </w:r>
+      <w:r>
+        <w:rPr>
+          <w:lang w:val="en-US"/>
+        </w:rPr>
+        <w:t>X</w:t>
+      </w:r>
+      <w:r>
+        <w:t>1’) * (</w:t>
+      </w:r>
+      <w:r>
+        <w:rPr>
+          <w:lang w:val="en-US"/>
+        </w:rPr>
+        <w:t>X</w:t>
+      </w:r>
+      <w:r>
+        <w:t>4+</w:t>
+      </w:r>
+      <w:r>
+        <w:rPr>
+          <w:lang w:val="en-US"/>
+        </w:rPr>
+        <w:t>X</w:t>
+      </w:r>
+      <w:r>
+        <w:t>3’+</w:t>
+      </w:r>
+      <w:r>
+        <w:rPr>
+          <w:lang w:val="en-US"/>
+        </w:rPr>
+        <w:t>X</w:t>
+      </w:r>
+      <w:r>
+        <w:t>2+</w:t>
+      </w:r>
+      <w:r>
+        <w:rPr>
+          <w:lang w:val="en-US"/>
+        </w:rPr>
+        <w:t>X</w:t>
+      </w:r>
+      <w:r>
+        <w:t>1) * (</w:t>
+      </w:r>
+      <w:r>
+        <w:rPr>
+          <w:lang w:val="en-US"/>
+        </w:rPr>
+        <w:t>X</w:t>
+      </w:r>
+      <w:r>
+        <w:t>4+</w:t>
+      </w:r>
+      <w:r>
+        <w:rPr>
+          <w:lang w:val="en-US"/>
+        </w:rPr>
+        <w:t>X</w:t>
+      </w:r>
+      <w:r>
+        <w:t>3’+</w:t>
+      </w:r>
+      <w:r>
+        <w:rPr>
+          <w:lang w:val="en-US"/>
+        </w:rPr>
+        <w:t>X</w:t>
+      </w:r>
+      <w:r>
+        <w:t>2’+</w:t>
+      </w:r>
+      <w:r>
+        <w:rPr>
+          <w:lang w:val="en-US"/>
+        </w:rPr>
+        <w:t>X</w:t>
+      </w:r>
+      <w:r>
+        <w:t>1</w:t>
+      </w:r>
+      <w:r>
+        <w:t>'</w:t>
+      </w:r>
+      <w:r>
+        <w:t>)</w:t>
+      </w:r>
+      <w:r>
+        <w:t xml:space="preserve"> * (</w:t>
+      </w:r>
+      <w:r>
+        <w:rPr>
+          <w:lang w:val="en-US"/>
+        </w:rPr>
+        <w:t>X</w:t>
+      </w:r>
+      <w:r>
+        <w:t>4</w:t>
+      </w:r>
+      <w:r>
+        <w:t>’</w:t>
+      </w:r>
+      <w:r>
+        <w:t>+</w:t>
+      </w:r>
+      <w:r>
+        <w:rPr>
+          <w:lang w:val="en-US"/>
+        </w:rPr>
+        <w:t>X</w:t>
+      </w:r>
+      <w:r>
+        <w:t>3</w:t>
+      </w:r>
+      <w:r>
+        <w:t>’</w:t>
+      </w:r>
+      <w:r>
+        <w:t>+</w:t>
+      </w:r>
+      <w:r>
+        <w:rPr>
+          <w:lang w:val="en-US"/>
+        </w:rPr>
+        <w:t>X</w:t>
+      </w:r>
+      <w:r>
+        <w:t>2’+</w:t>
+      </w:r>
+      <w:r>
+        <w:rPr>
+          <w:lang w:val="en-US"/>
+        </w:rPr>
+        <w:t>X</w:t>
+      </w:r>
+      <w:r>
+        <w:t>1</w:t>
+      </w:r>
+      <w:r>
+        <w:t>’</w:t>
+      </w:r>
+      <w:r>
+        <w:t>)</w:t>
+      </w:r>
+      <w:r>
+        <w:t>)’</w:t>
+      </w:r>
+    </w:p>
+    <w:p>
+      <w:r>
+        <w:t>Для функции e:</w:t>
       </w:r>
     </w:p>
     <w:p>
@@ -1124,7 +1323,7 @@
         <w:rPr>
           <w:lang w:val="en-US"/>
         </w:rPr>
-        <w:t>F</w:t>
+        <w:t>E</w:t>
       </w:r>
       <w:r>
         <w:rPr>
@@ -1136,43 +1335,259 @@
         <w:rPr>
           <w:lang w:val="en-US"/>
         </w:rPr>
-        <w:t>((</w:t>
-      </w:r>
-      <w:r>
-        <w:rPr>
-          <w:lang w:val="en-US"/>
-        </w:rPr>
-        <w:t>X</w:t>
-      </w:r>
-      <w:r>
-        <w:rPr>
-          <w:lang w:val="en-US"/>
-        </w:rPr>
-        <w:t>4+</w:t>
-      </w:r>
-      <w:r>
-        <w:rPr>
-          <w:lang w:val="en-US"/>
-        </w:rPr>
-        <w:t>X</w:t>
-      </w:r>
-      <w:r>
-        <w:rPr>
-          <w:lang w:val="en-US"/>
-        </w:rPr>
-        <w:t>3+</w:t>
-      </w:r>
-      <w:r>
-        <w:rPr>
-          <w:lang w:val="en-US"/>
-        </w:rPr>
-        <w:t>X</w:t>
-      </w:r>
-      <w:r>
-        <w:rPr>
-          <w:lang w:val="en-US"/>
-        </w:rPr>
-        <w:t>2+</w:t>
+        <w:t>(</w:t>
+      </w:r>
+      <w:r>
+        <w:rPr>
+          <w:lang w:val="en-US"/>
+        </w:rPr>
+        <w:t>X</w:t>
+      </w:r>
+      <w:r>
+        <w:rPr>
+          <w:lang w:val="en-US"/>
+        </w:rPr>
+        <w:t>4*</w:t>
+      </w:r>
+      <w:r>
+        <w:rPr>
+          <w:lang w:val="en-US"/>
+        </w:rPr>
+        <w:t>X</w:t>
+      </w:r>
+      <w:r>
+        <w:rPr>
+          <w:lang w:val="en-US"/>
+        </w:rPr>
+        <w:t>3*</w:t>
+      </w:r>
+      <w:r>
+        <w:rPr>
+          <w:lang w:val="en-US"/>
+        </w:rPr>
+        <w:t>X</w:t>
+      </w:r>
+      <w:r>
+        <w:rPr>
+          <w:lang w:val="en-US"/>
+        </w:rPr>
+        <w:t>2*</w:t>
+      </w:r>
+      <w:r>
+        <w:rPr>
+          <w:lang w:val="en-US"/>
+        </w:rPr>
+        <w:t>X</w:t>
+      </w:r>
+      <w:r>
+        <w:rPr>
+          <w:lang w:val="en-US"/>
+        </w:rPr>
+        <w:t xml:space="preserve">1 + </w:t>
+      </w:r>
+      <w:r>
+        <w:rPr>
+          <w:lang w:val="en-US"/>
+        </w:rPr>
+        <w:t>X</w:t>
+      </w:r>
+      <w:r>
+        <w:rPr>
+          <w:lang w:val="en-US"/>
+        </w:rPr>
+        <w:t>4*</w:t>
+      </w:r>
+      <w:r>
+        <w:rPr>
+          <w:lang w:val="en-US"/>
+        </w:rPr>
+        <w:t>X</w:t>
+      </w:r>
+      <w:r>
+        <w:rPr>
+          <w:lang w:val="en-US"/>
+        </w:rPr>
+        <w:t>3*</w:t>
+      </w:r>
+      <w:r>
+        <w:rPr>
+          <w:lang w:val="en-US"/>
+        </w:rPr>
+        <w:t>X</w:t>
+      </w:r>
+      <w:r>
+        <w:rPr>
+          <w:lang w:val="en-US"/>
+        </w:rPr>
+        <w:t>2’*</w:t>
+      </w:r>
+      <w:r>
+        <w:rPr>
+          <w:lang w:val="en-US"/>
+        </w:rPr>
+        <w:t>X</w:t>
+      </w:r>
+      <w:r>
+        <w:rPr>
+          <w:lang w:val="en-US"/>
+        </w:rPr>
+        <w:t xml:space="preserve">1 + </w:t>
+      </w:r>
+      <w:r>
+        <w:rPr>
+          <w:lang w:val="en-US"/>
+        </w:rPr>
+        <w:t>X</w:t>
+      </w:r>
+      <w:r>
+        <w:rPr>
+          <w:lang w:val="en-US"/>
+        </w:rPr>
+        <w:t>4*</w:t>
+      </w:r>
+      <w:r>
+        <w:rPr>
+          <w:lang w:val="en-US"/>
+        </w:rPr>
+        <w:t>X</w:t>
+      </w:r>
+      <w:r>
+        <w:rPr>
+          <w:lang w:val="en-US"/>
+        </w:rPr>
+        <w:t>3’*</w:t>
+      </w:r>
+      <w:r>
+        <w:rPr>
+          <w:lang w:val="en-US"/>
+        </w:rPr>
+        <w:t>X</w:t>
+      </w:r>
+      <w:r>
+        <w:rPr>
+          <w:lang w:val="en-US"/>
+        </w:rPr>
+        <w:t>2’*</w:t>
+      </w:r>
+      <w:r>
+        <w:rPr>
+          <w:lang w:val="en-US"/>
+        </w:rPr>
+        <w:t>X</w:t>
+      </w:r>
+      <w:r>
+        <w:rPr>
+          <w:lang w:val="en-US"/>
+        </w:rPr>
+        <w:t xml:space="preserve">1 + </w:t>
+      </w:r>
+      <w:r>
+        <w:rPr>
+          <w:lang w:val="en-US"/>
+        </w:rPr>
+        <w:t>X</w:t>
+      </w:r>
+      <w:r>
+        <w:rPr>
+          <w:lang w:val="en-US"/>
+        </w:rPr>
+        <w:t>4’*</w:t>
+      </w:r>
+      <w:r>
+        <w:rPr>
+          <w:lang w:val="en-US"/>
+        </w:rPr>
+        <w:t>X</w:t>
+      </w:r>
+      <w:r>
+        <w:rPr>
+          <w:lang w:val="en-US"/>
+        </w:rPr>
+        <w:t>3*</w:t>
+      </w:r>
+      <w:r>
+        <w:rPr>
+          <w:lang w:val="en-US"/>
+        </w:rPr>
+        <w:t>X</w:t>
+      </w:r>
+      <w:r>
+        <w:rPr>
+          <w:lang w:val="en-US"/>
+        </w:rPr>
+        <w:t>2*</w:t>
+      </w:r>
+      <w:r>
+        <w:rPr>
+          <w:lang w:val="en-US"/>
+        </w:rPr>
+        <w:t>X</w:t>
+      </w:r>
+      <w:r>
+        <w:rPr>
+          <w:lang w:val="en-US"/>
+        </w:rPr>
+        <w:t>1</w:t>
+      </w:r>
+      <w:r>
+        <w:rPr>
+          <w:lang w:val="en-US"/>
+        </w:rPr>
+        <w:t>’</w:t>
+      </w:r>
+      <w:r>
+        <w:rPr>
+          <w:lang w:val="en-US"/>
+        </w:rPr>
+        <w:t xml:space="preserve"> + </w:t>
+      </w:r>
+      <w:r>
+        <w:rPr>
+          <w:lang w:val="en-US"/>
+        </w:rPr>
+        <w:t>X</w:t>
+      </w:r>
+      <w:r>
+        <w:rPr>
+          <w:lang w:val="en-US"/>
+        </w:rPr>
+        <w:t>4’</w:t>
+      </w:r>
+      <w:r>
+        <w:rPr>
+          <w:lang w:val="en-US"/>
+        </w:rPr>
+        <w:t>*</w:t>
+      </w:r>
+      <w:r>
+        <w:rPr>
+          <w:lang w:val="en-US"/>
+        </w:rPr>
+        <w:t>X</w:t>
+      </w:r>
+      <w:r>
+        <w:rPr>
+          <w:lang w:val="en-US"/>
+        </w:rPr>
+        <w:t>3’</w:t>
+      </w:r>
+      <w:r>
+        <w:rPr>
+          <w:lang w:val="en-US"/>
+        </w:rPr>
+        <w:t>*</w:t>
+      </w:r>
+      <w:r>
+        <w:rPr>
+          <w:lang w:val="en-US"/>
+        </w:rPr>
+        <w:t>X</w:t>
+      </w:r>
+      <w:r>
+        <w:rPr>
+          <w:lang w:val="en-US"/>
+        </w:rPr>
+        <w:t>2’*</w:t>
       </w:r>
       <w:r>
         <w:rPr>
@@ -1190,206 +1605,12 @@
         <w:rPr>
           <w:lang w:val="en-US"/>
         </w:rPr>
-        <w:t>)*</w:t>
-      </w:r>
-      <w:proofErr w:type="gramStart"/>
-      <w:r>
-        <w:rPr>
-          <w:lang w:val="en-US"/>
-        </w:rPr>
-        <w:t>(</w:t>
-      </w:r>
-      <w:r>
-        <w:rPr>
-          <w:lang w:val="en-US"/>
-        </w:rPr>
-        <w:t xml:space="preserve"> </w:t>
-      </w:r>
-      <w:r>
-        <w:rPr>
-          <w:lang w:val="en-US"/>
-        </w:rPr>
-        <w:t>X</w:t>
-      </w:r>
-      <w:r>
-        <w:rPr>
-          <w:lang w:val="en-US"/>
-        </w:rPr>
-        <w:t>4</w:t>
-      </w:r>
-      <w:proofErr w:type="gramEnd"/>
-      <w:r>
-        <w:rPr>
-          <w:lang w:val="en-US"/>
-        </w:rPr>
-        <w:t>+</w:t>
-      </w:r>
-      <w:r>
-        <w:rPr>
-          <w:lang w:val="en-US"/>
-        </w:rPr>
-        <w:t>X</w:t>
-      </w:r>
-      <w:r>
-        <w:rPr>
-          <w:lang w:val="en-US"/>
-        </w:rPr>
-        <w:t>3+</w:t>
-      </w:r>
-      <w:r>
-        <w:rPr>
-          <w:lang w:val="en-US"/>
-        </w:rPr>
-        <w:t>X</w:t>
-      </w:r>
-      <w:r>
-        <w:rPr>
-          <w:lang w:val="en-US"/>
-        </w:rPr>
-        <w:t>2’+</w:t>
-      </w:r>
-      <w:r>
-        <w:rPr>
-          <w:lang w:val="en-US"/>
-        </w:rPr>
-        <w:t>X</w:t>
-      </w:r>
-      <w:r>
-        <w:rPr>
-          <w:lang w:val="en-US"/>
-        </w:rPr>
-        <w:t>1</w:t>
-      </w:r>
-      <w:r>
-        <w:rPr>
-          <w:lang w:val="en-US"/>
-        </w:rPr>
-        <w:t>)*(</w:t>
-      </w:r>
-      <w:r>
-        <w:rPr>
-          <w:lang w:val="en-US"/>
-        </w:rPr>
-        <w:t xml:space="preserve"> </w:t>
-      </w:r>
-      <w:r>
-        <w:rPr>
-          <w:lang w:val="en-US"/>
-        </w:rPr>
-        <w:t>X</w:t>
-      </w:r>
-      <w:r>
-        <w:rPr>
-          <w:lang w:val="en-US"/>
-        </w:rPr>
-        <w:t>4+</w:t>
-      </w:r>
-      <w:r>
-        <w:rPr>
-          <w:lang w:val="en-US"/>
-        </w:rPr>
-        <w:t>X</w:t>
-      </w:r>
-      <w:r>
-        <w:rPr>
-          <w:lang w:val="en-US"/>
-        </w:rPr>
-        <w:t>3+</w:t>
-      </w:r>
-      <w:r>
-        <w:rPr>
-          <w:lang w:val="en-US"/>
-        </w:rPr>
-        <w:t>X</w:t>
-      </w:r>
-      <w:r>
-        <w:rPr>
-          <w:lang w:val="en-US"/>
-        </w:rPr>
-        <w:t>2’+</w:t>
-      </w:r>
-      <w:r>
-        <w:rPr>
-          <w:lang w:val="en-US"/>
-        </w:rPr>
-        <w:t>X</w:t>
-      </w:r>
-      <w:r>
-        <w:rPr>
-          <w:lang w:val="en-US"/>
-        </w:rPr>
-        <w:t>1</w:t>
-      </w:r>
-      <w:r>
-        <w:rPr>
-          <w:lang w:val="en-US"/>
-        </w:rPr>
-        <w:t>’) * (</w:t>
-      </w:r>
-      <w:r>
-        <w:rPr>
-          <w:lang w:val="en-US"/>
-        </w:rPr>
-        <w:t>X</w:t>
-      </w:r>
-      <w:r>
-        <w:rPr>
-          <w:lang w:val="en-US"/>
-        </w:rPr>
-        <w:t>4+</w:t>
-      </w:r>
-      <w:r>
-        <w:rPr>
-          <w:lang w:val="en-US"/>
-        </w:rPr>
-        <w:t>X</w:t>
-      </w:r>
-      <w:r>
-        <w:rPr>
-          <w:lang w:val="en-US"/>
-        </w:rPr>
-        <w:t>3’+</w:t>
-      </w:r>
-      <w:r>
-        <w:rPr>
-          <w:lang w:val="en-US"/>
-        </w:rPr>
-        <w:t>X</w:t>
-      </w:r>
-      <w:r>
-        <w:rPr>
-          <w:lang w:val="en-US"/>
-        </w:rPr>
-        <w:t>2’+</w:t>
-      </w:r>
-      <w:r>
-        <w:rPr>
-          <w:lang w:val="en-US"/>
-        </w:rPr>
-        <w:t>X</w:t>
-      </w:r>
-      <w:r>
-        <w:rPr>
-          <w:lang w:val="en-US"/>
-        </w:rPr>
-        <w:t>1'</w:t>
-      </w:r>
-      <w:r>
-        <w:rPr>
-          <w:lang w:val="en-US"/>
-        </w:rPr>
-        <w:t>))’</w:t>
+        <w:t>)’</w:t>
       </w:r>
     </w:p>
     <w:p>
       <w:r>
-        <w:t>Для функции g</w:t>
-      </w:r>
-      <w:r>
-        <w:t>:</w:t>
-      </w:r>
-      <w:r>
-        <w:t xml:space="preserve"> </w:t>
+        <w:t>Для функции f:</w:t>
       </w:r>
     </w:p>
     <w:p>
@@ -1402,13 +1623,13 @@
         <w:rPr>
           <w:lang w:val="en-US"/>
         </w:rPr>
-        <w:t xml:space="preserve">G = </w:t>
-      </w:r>
-      <w:r>
-        <w:rPr>
-          <w:lang w:val="en-US"/>
-        </w:rPr>
-        <w:t>((</w:t>
+        <w:t>F</w:t>
+      </w:r>
+      <w:r>
+        <w:rPr>
+          <w:lang w:val="en-US"/>
+        </w:rPr>
+        <w:t xml:space="preserve"> = ((</w:t>
       </w:r>
       <w:r>
         <w:rPr>
@@ -1456,7 +1677,69 @@
         <w:rPr>
           <w:lang w:val="en-US"/>
         </w:rPr>
-        <w:t>1) * (</w:t>
+        <w:t>1’)*</w:t>
+      </w:r>
+      <w:proofErr w:type="gramStart"/>
+      <w:r>
+        <w:rPr>
+          <w:lang w:val="en-US"/>
+        </w:rPr>
+        <w:t xml:space="preserve">( </w:t>
+      </w:r>
+      <w:r>
+        <w:rPr>
+          <w:lang w:val="en-US"/>
+        </w:rPr>
+        <w:t>X</w:t>
+      </w:r>
+      <w:r>
+        <w:rPr>
+          <w:lang w:val="en-US"/>
+        </w:rPr>
+        <w:t>4</w:t>
+      </w:r>
+      <w:proofErr w:type="gramEnd"/>
+      <w:r>
+        <w:rPr>
+          <w:lang w:val="en-US"/>
+        </w:rPr>
+        <w:t>+</w:t>
+      </w:r>
+      <w:r>
+        <w:rPr>
+          <w:lang w:val="en-US"/>
+        </w:rPr>
+        <w:t>X</w:t>
+      </w:r>
+      <w:r>
+        <w:rPr>
+          <w:lang w:val="en-US"/>
+        </w:rPr>
+        <w:t>3+</w:t>
+      </w:r>
+      <w:r>
+        <w:rPr>
+          <w:lang w:val="en-US"/>
+        </w:rPr>
+        <w:t>X</w:t>
+      </w:r>
+      <w:r>
+        <w:rPr>
+          <w:lang w:val="en-US"/>
+        </w:rPr>
+        <w:t>2’+</w:t>
+      </w:r>
+      <w:r>
+        <w:rPr>
+          <w:lang w:val="en-US"/>
+        </w:rPr>
+        <w:t>X</w:t>
+      </w:r>
+      <w:r>
+        <w:rPr>
+          <w:lang w:val="en-US"/>
+        </w:rPr>
+        <w:t xml:space="preserve">1)*( </w:t>
       </w:r>
       <w:r>
         <w:rPr>
@@ -1492,7 +1775,7 @@
         <w:rPr>
           <w:lang w:val="en-US"/>
         </w:rPr>
-        <w:t>2+</w:t>
+        <w:t>2’+</w:t>
       </w:r>
       <w:r>
         <w:rPr>
@@ -1556,14 +1839,134 @@
       </w:r>
     </w:p>
     <w:p>
-      <w:pPr>
-        <w:rPr>
-          <w:lang w:val="en-US"/>
-        </w:rPr>
-      </w:pPr>
-      <w:bookmarkStart w:id="0" w:name="_GoBack"/>
-      <w:bookmarkEnd w:id="0"/>
+      <w:r>
+        <w:lastRenderedPageBreak/>
+        <w:t>Для функции g:</w:t>
+      </w:r>
+      <w:r>
+        <w:t xml:space="preserve"> </w:t>
+      </w:r>
     </w:p>
+    <w:p>
+      <w:r>
+        <w:rPr>
+          <w:lang w:val="en-US"/>
+        </w:rPr>
+        <w:t>G</w:t>
+      </w:r>
+      <w:r>
+        <w:t xml:space="preserve"> = ((</w:t>
+      </w:r>
+      <w:r>
+        <w:rPr>
+          <w:lang w:val="en-US"/>
+        </w:rPr>
+        <w:t>X</w:t>
+      </w:r>
+      <w:r>
+        <w:t>4+</w:t>
+      </w:r>
+      <w:r>
+        <w:rPr>
+          <w:lang w:val="en-US"/>
+        </w:rPr>
+        <w:t>X</w:t>
+      </w:r>
+      <w:r>
+        <w:t>3+</w:t>
+      </w:r>
+      <w:r>
+        <w:rPr>
+          <w:lang w:val="en-US"/>
+        </w:rPr>
+        <w:t>X</w:t>
+      </w:r>
+      <w:r>
+        <w:t>2+</w:t>
+      </w:r>
+      <w:r>
+        <w:rPr>
+          <w:lang w:val="en-US"/>
+        </w:rPr>
+        <w:t>X</w:t>
+      </w:r>
+      <w:r>
+        <w:t>1) * (</w:t>
+      </w:r>
+      <w:r>
+        <w:rPr>
+          <w:lang w:val="en-US"/>
+        </w:rPr>
+        <w:t>X</w:t>
+      </w:r>
+      <w:r>
+        <w:t>4+</w:t>
+      </w:r>
+      <w:r>
+        <w:rPr>
+          <w:lang w:val="en-US"/>
+        </w:rPr>
+        <w:t>X</w:t>
+      </w:r>
+      <w:r>
+        <w:t>3+</w:t>
+      </w:r>
+      <w:r>
+        <w:rPr>
+          <w:lang w:val="en-US"/>
+        </w:rPr>
+        <w:t>X</w:t>
+      </w:r>
+      <w:r>
+        <w:t>2+</w:t>
+      </w:r>
+      <w:r>
+        <w:rPr>
+          <w:lang w:val="en-US"/>
+        </w:rPr>
+        <w:t>X</w:t>
+      </w:r>
+      <w:r>
+        <w:t>1’) * (</w:t>
+      </w:r>
+      <w:r>
+        <w:rPr>
+          <w:lang w:val="en-US"/>
+        </w:rPr>
+        <w:t>X</w:t>
+      </w:r>
+      <w:r>
+        <w:t>4+</w:t>
+      </w:r>
+      <w:r>
+        <w:rPr>
+          <w:lang w:val="en-US"/>
+        </w:rPr>
+        <w:t>X</w:t>
+      </w:r>
+      <w:r>
+        <w:t>3’+</w:t>
+      </w:r>
+      <w:r>
+        <w:rPr>
+          <w:lang w:val="en-US"/>
+        </w:rPr>
+        <w:t>X</w:t>
+      </w:r>
+      <w:r>
+        <w:t>2’+</w:t>
+      </w:r>
+      <w:r>
+        <w:rPr>
+          <w:lang w:val="en-US"/>
+        </w:rPr>
+        <w:t>X</w:t>
+      </w:r>
+      <w:r>
+        <w:t>1'))’</w:t>
+      </w:r>
+    </w:p>
+    <w:p/>
     <w:sectPr>
       <w:pgSz w:w="11906" w:h="16838"/>
       <w:pgMar w:top="1134" w:right="850" w:bottom="1134" w:left="1701" w:header="708" w:footer="708" w:gutter="0"/>
@@ -2276,4 +2679,16 @@
     </a:ext>
   </a:extLst>
 </a:theme>
+</file>
+
+<file path=customXml/item1.xml><?xml version="1.0" encoding="utf-8"?>
+<b:Sources xmlns:b="http://schemas.openxmlformats.org/officeDocument/2006/bibliography" xmlns="http://schemas.openxmlformats.org/officeDocument/2006/bibliography" SelectedStyle="\APASixthEditionOfficeOnline.xsl" StyleName="APA" Version="6"/>
+</file>
+
+<file path=customXml/itemProps1.xml><?xml version="1.0" encoding="utf-8"?>
+<ds:datastoreItem xmlns:ds="http://schemas.openxmlformats.org/officeDocument/2006/customXml" ds:itemID="{5F24990A-BAAF-4D77-B319-0C662A1717AB}">
+  <ds:schemaRefs>
+    <ds:schemaRef ds:uri="http://schemas.openxmlformats.org/officeDocument/2006/bibliography"/>
+  </ds:schemaRefs>
+</ds:datastoreItem>
 </file>